--- a/fuentes/21230077_CF2_DU.docx
+++ b/fuentes/21230077_CF2_DU.docx
@@ -1,6 +1,6 @@
 
 <file path=word/document.xml><?xml version="1.0" encoding="utf-8"?>
-<w:document xmlns:wpc="http://schemas.microsoft.com/office/word/2010/wordprocessingCanvas" xmlns:cx="http://schemas.microsoft.com/office/drawing/2014/chartex" xmlns:cx1="http://schemas.microsoft.com/office/drawing/2015/9/8/chartex" xmlns:cx2="http://schemas.microsoft.com/office/drawing/2015/10/21/chartex" xmlns:cx3="http://schemas.microsoft.com/office/drawing/2016/5/9/chartex" xmlns:cx4="http://schemas.microsoft.com/office/drawing/2016/5/10/chartex" xmlns:cx5="http://schemas.microsoft.com/office/drawing/2016/5/11/chartex" xmlns:cx6="http://schemas.microsoft.com/office/drawing/2016/5/12/chartex" xmlns:cx7="http://schemas.microsoft.com/office/drawing/2016/5/13/chartex" xmlns:cx8="http://schemas.microsoft.com/office/drawing/2016/5/14/chartex" xmlns:mc="http://schemas.openxmlformats.org/markup-compatibility/2006" xmlns:aink="http://schemas.microsoft.com/office/drawing/2016/ink" xmlns:am3d="http://schemas.microsoft.com/office/drawing/2017/model3d" xmlns:o="urn:schemas-microsoft-com:office:office" xmlns:r="http://schemas.openxmlformats.org/officeDocument/2006/relationships" xmlns:m="http://schemas.openxmlformats.org/officeDocument/2006/math" xmlns:v="urn:schemas-microsoft-com:vml" xmlns:wp14="http://schemas.microsoft.com/office/word/2010/wordprocessingDrawing" xmlns:wp="http://schemas.openxmlformats.org/drawingml/2006/wordprocessingDrawing" xmlns:w10="urn:schemas-microsoft-com:office:word" xmlns:w="http://schemas.openxmlformats.org/wordprocessingml/2006/main" xmlns:w14="http://schemas.microsoft.com/office/word/2010/wordml" xmlns:w15="http://schemas.microsoft.com/office/word/2012/wordml" xmlns:w16cex="http://schemas.microsoft.com/office/word/2018/wordml/cex" xmlns:w16cid="http://schemas.microsoft.com/office/word/2016/wordml/cid" xmlns:w16="http://schemas.microsoft.com/office/word/2018/wordml" xmlns:w16sdtdh="http://schemas.microsoft.com/office/word/2020/wordml/sdtdatahash" xmlns:w16se="http://schemas.microsoft.com/office/word/2015/wordml/symex" xmlns:wpg="http://schemas.microsoft.com/office/word/2010/wordprocessingGroup" xmlns:wpi="http://schemas.microsoft.com/office/word/2010/wordprocessingInk" xmlns:wne="http://schemas.microsoft.com/office/word/2006/wordml" xmlns:wps="http://schemas.microsoft.com/office/word/2010/wordprocessingShape" mc:Ignorable="w14 w15 w16se w16cid w16 w16cex w16sdtdh wp14">
+<w:document xmlns:wpc="http://schemas.microsoft.com/office/word/2010/wordprocessingCanvas" xmlns:cx="http://schemas.microsoft.com/office/drawing/2014/chartex" xmlns:cx1="http://schemas.microsoft.com/office/drawing/2015/9/8/chartex" xmlns:cx2="http://schemas.microsoft.com/office/drawing/2015/10/21/chartex" xmlns:cx3="http://schemas.microsoft.com/office/drawing/2016/5/9/chartex" xmlns:cx4="http://schemas.microsoft.com/office/drawing/2016/5/10/chartex" xmlns:cx5="http://schemas.microsoft.com/office/drawing/2016/5/11/chartex" xmlns:cx6="http://schemas.microsoft.com/office/drawing/2016/5/12/chartex" xmlns:cx7="http://schemas.microsoft.com/office/drawing/2016/5/13/chartex" xmlns:cx8="http://schemas.microsoft.com/office/drawing/2016/5/14/chartex" xmlns:mc="http://schemas.openxmlformats.org/markup-compatibility/2006" xmlns:aink="http://schemas.microsoft.com/office/drawing/2016/ink" xmlns:am3d="http://schemas.microsoft.com/office/drawing/2017/model3d" xmlns:o="urn:schemas-microsoft-com:office:office" xmlns:oel="http://schemas.microsoft.com/office/2019/extlst" xmlns:r="http://schemas.openxmlformats.org/officeDocument/2006/relationships" xmlns:m="http://schemas.openxmlformats.org/officeDocument/2006/math" xmlns:v="urn:schemas-microsoft-com:vml" xmlns:wp14="http://schemas.microsoft.com/office/word/2010/wordprocessingDrawing" xmlns:wp="http://schemas.openxmlformats.org/drawingml/2006/wordprocessingDrawing" xmlns:w10="urn:schemas-microsoft-com:office:word" xmlns:w="http://schemas.openxmlformats.org/wordprocessingml/2006/main" xmlns:w14="http://schemas.microsoft.com/office/word/2010/wordml" xmlns:w15="http://schemas.microsoft.com/office/word/2012/wordml" xmlns:w16cex="http://schemas.microsoft.com/office/word/2018/wordml/cex" xmlns:w16cid="http://schemas.microsoft.com/office/word/2016/wordml/cid" xmlns:w16="http://schemas.microsoft.com/office/word/2018/wordml" xmlns:w16du="http://schemas.microsoft.com/office/word/2023/wordml/word16du" xmlns:w16sdtdh="http://schemas.microsoft.com/office/word/2020/wordml/sdtdatahash" xmlns:w16sdtfl="http://schemas.microsoft.com/office/word/2024/wordml/sdtformatlock" xmlns:w16se="http://schemas.microsoft.com/office/word/2015/wordml/symex" xmlns:wpg="http://schemas.microsoft.com/office/word/2010/wordprocessingGroup" xmlns:wpi="http://schemas.microsoft.com/office/word/2010/wordprocessingInk" xmlns:wne="http://schemas.microsoft.com/office/word/2006/wordml" xmlns:wps="http://schemas.microsoft.com/office/word/2010/wordprocessingShape" mc:Ignorable="w14 w15 w16se w16cid w16 w16cex w16sdtdh w16sdtfl w16du wp14">
   <w:body>
     <w:p>
       <w:pPr>
@@ -223,7 +223,7 @@
                 <v:stroke joinstyle="miter"/>
                 <v:path gradientshapeok="t" o:connecttype="rect"/>
               </v:shapetype>
-              <v:shape id="Cuadro de texto 2" o:spid="_x0000_s1026" type="#_x0000_t202" alt="&quot;&quot;" style="position:absolute;left:0;text-align:left;margin-left:-18.45pt;margin-top:18.55pt;width:549pt;height:188.25pt;z-index:251663360;visibility:visible;mso-wrap-style:square;mso-width-percent:0;mso-height-percent:0;mso-wrap-distance-left:9pt;mso-wrap-distance-top:3.6pt;mso-wrap-distance-right:9pt;mso-wrap-distance-bottom:3.6pt;mso-position-horizontal:absolute;mso-position-horizontal-relative:text;mso-position-vertical:absolute;mso-position-vertical-relative:text;mso-width-percent:0;mso-height-percent:0;mso-width-relative:margin;mso-height-relative:margin;v-text-anchor:top" o:gfxdata="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" filled="f" stroked="f">
+              <v:shape id="Cuadro de texto 2" o:spid="_x0000_s1026" type="#_x0000_t202" alt="&quot;&quot;" style="position:absolute;left:0;text-align:left;margin-left:-18.45pt;margin-top:18.55pt;width:549pt;height:188.25pt;z-index:251663360;visibility:visible;mso-wrap-style:square;mso-width-percent:0;mso-height-percent:0;mso-wrap-distance-left:9pt;mso-wrap-distance-top:3.6pt;mso-wrap-distance-right:9pt;mso-wrap-distance-bottom:3.6pt;mso-position-horizontal:absolute;mso-position-horizontal-relative:text;mso-position-vertical:absolute;mso-position-vertical-relative:text;mso-width-percent:0;mso-height-percent:0;mso-width-relative:margin;mso-height-relative:margin;v-text-anchor:top" o:gfxdata="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" filled="f" stroked="f">
                 <v:textbox>
                   <w:txbxContent>
                     <w:p>
@@ -525,7 +525,6 @@
           <w:docPartUnique/>
         </w:docPartObj>
       </w:sdtPr>
-      <w:sdtEndPr/>
       <w:sdtContent>
         <w:p>
           <w:pPr>
@@ -2625,7 +2624,19 @@
         <w:ind w:left="851" w:hanging="284"/>
       </w:pPr>
       <w:r>
-        <w:t>Programa Sanitario y de Vacunación</w:t>
+        <w:t xml:space="preserve">Programa </w:t>
+      </w:r>
+      <w:r>
+        <w:t>s</w:t>
+      </w:r>
+      <w:r>
+        <w:t xml:space="preserve">anitario y de </w:t>
+      </w:r>
+      <w:r>
+        <w:t>v</w:t>
+      </w:r>
+      <w:r>
+        <w:t>acunación</w:t>
       </w:r>
     </w:p>
     <w:p>
@@ -2799,24 +2810,17 @@
     <w:p>
       <w:pPr>
         <w:rPr>
-          <w:lang w:val="es-419" w:eastAsia="es-CO"/>
-        </w:rPr>
-      </w:pPr>
-      <w:r>
-        <w:rPr>
-          <w:lang w:val="es-419" w:eastAsia="es-CO"/>
-        </w:rPr>
-        <w:t>Como apoyo a este tema, se recomienda revisar el video “Proceso de la producción avícola”, en el cual informan las acciones preventivas en el proceso productivo.</w:t>
-      </w:r>
-    </w:p>
-    <w:p>
-      <w:pPr>
-        <w:rPr>
           <w:b/>
           <w:bCs/>
           <w:lang w:val="es-419" w:eastAsia="es-CO"/>
         </w:rPr>
       </w:pPr>
+      <w:r>
+        <w:rPr>
+          <w:lang w:val="es-419" w:eastAsia="es-CO"/>
+        </w:rPr>
+        <w:t>Como apoyo a este tema, se recomienda revisar el video “Control sanitario en la producción avícola”, en el cual se presentan aspectos fundamentales para la prevención de enfermedades, la aplicación de medidas de bioseguridad y el manejo sanitario adecuado en las unidades productivas avícolas.</w:t>
+      </w:r>
     </w:p>
     <w:p>
       <w:pPr>
@@ -4344,21 +4348,7 @@
         <w:rPr>
           <w:lang w:val="es-419" w:eastAsia="es-CO"/>
         </w:rPr>
-        <w:t xml:space="preserve">La temperatura influye directamente en el consumo de alimento, el crecimiento y el confort térmico de las aves. Asimismo, la humedad relativa regula la calidad del aire y de la cama. Por su parte, el amoníaco (NH₃), generado por la descomposición de la </w:t>
-      </w:r>
-      <w:proofErr w:type="spellStart"/>
-      <w:r>
-        <w:rPr>
-          <w:lang w:val="es-419" w:eastAsia="es-CO"/>
-        </w:rPr>
-        <w:t>pollinaza</w:t>
-      </w:r>
-      <w:proofErr w:type="spellEnd"/>
-      <w:r>
-        <w:rPr>
-          <w:lang w:val="es-419" w:eastAsia="es-CO"/>
-        </w:rPr>
-        <w:t>, afecta el sistema respiratorio de las aves.</w:t>
+        <w:t>La temperatura influye directamente en el consumo de alimento, el crecimiento y el confort térmico de las aves. Asimismo, la humedad relativa regula la calidad del aire y de la cama. Por su parte, el amoníaco (NH₃), generado por la descomposición de la pollinaza, afecta el sistema respiratorio de las aves.</w:t>
       </w:r>
     </w:p>
     <w:p>
@@ -9046,21 +9036,7 @@
         <w:rPr>
           <w:lang w:val="es-419" w:eastAsia="es-CO"/>
         </w:rPr>
-        <w:t xml:space="preserve">Este proceso integra la observación directa en campo, la revisión de registros, el análisis de indicadores productivos y sanitarios, así como la toma de decisiones correctivas oportunas. Además, se articula directamente con los sistemas de bioseguridad, bienestar animal y control ambiental, constituyéndose en un eje fundamental para la certificación como granja </w:t>
-      </w:r>
-      <w:proofErr w:type="spellStart"/>
-      <w:r>
-        <w:rPr>
-          <w:lang w:val="es-419" w:eastAsia="es-CO"/>
-        </w:rPr>
-        <w:t>biosegura</w:t>
-      </w:r>
-      <w:proofErr w:type="spellEnd"/>
-      <w:r>
-        <w:rPr>
-          <w:lang w:val="es-419" w:eastAsia="es-CO"/>
-        </w:rPr>
-        <w:t>.</w:t>
+        <w:t>Este proceso integra la observación directa en campo, la revisión de registros, el análisis de indicadores productivos y sanitarios, así como la toma de decisiones correctivas oportunas. Además, se articula directamente con los sistemas de bioseguridad, bienestar animal y control ambiental, constituyéndose en un eje fundamental para la certificación como granja biosegura.</w:t>
       </w:r>
     </w:p>
     <w:p>
@@ -9177,15 +9153,7 @@
               <w:t>a</w:t>
             </w:r>
             <w:r>
-              <w:t xml:space="preserve">y </w:t>
-            </w:r>
-            <w:proofErr w:type="spellStart"/>
-            <w:r>
-              <w:t>Asusena</w:t>
-            </w:r>
-            <w:proofErr w:type="spellEnd"/>
-            <w:r>
-              <w:t>! Si viera el susto tan berraco que me pegué anoche. Se me fue la luz como a las 10 de la noche y esos ventiladores quedaron mudos. ¡Eso allá adentro en el galpón era un horno! Menos mal mi hijo reaccionó rápido y prendió la planta.</w:t>
+              <w:t>y Asusena! Si viera el susto tan berraco que me pegué anoche. Se me fue la luz como a las 10 de la noche y esos ventiladores quedaron mudos. ¡Eso allá adentro en el galpón era un horno! Menos mal mi hijo reaccionó rápido y prendió la planta.</w:t>
             </w:r>
           </w:p>
           <w:p>
@@ -9204,15 +9172,7 @@
               <w:t>: u</w:t>
             </w:r>
             <w:r>
-              <w:t xml:space="preserve">y, Don Campos a eso si hay que tenerle miedo. Una contingencia energética de esas con estos calores que están haciendo… si uno se descuida media hora, los pollitos se le van es </w:t>
-            </w:r>
-            <w:proofErr w:type="spellStart"/>
-            <w:r>
-              <w:t>pa</w:t>
-            </w:r>
-            <w:proofErr w:type="spellEnd"/>
-            <w:r>
-              <w:t>´ atrás.</w:t>
+              <w:t>y, Don Campos a eso si hay que tenerle miedo. Una contingencia energética de esas con estos calores que están haciendo… si uno se descuida media hora, los pollitos se le van es pa´ atrás.</w:t>
             </w:r>
           </w:p>
           <w:p>
@@ -9287,18 +9247,10 @@
               <w:t>Hombre</w:t>
             </w:r>
             <w:r>
-              <w:t xml:space="preserve">: </w:t>
-            </w:r>
-            <w:proofErr w:type="spellStart"/>
-            <w:r>
-              <w:t>a</w:t>
-            </w:r>
-            <w:r>
-              <w:t>hhh</w:t>
-            </w:r>
-            <w:proofErr w:type="spellEnd"/>
-            <w:r>
-              <w:t>... ya le entiendo. O sea que el asunto no es solo salir corriendo como un loco a apagar el incendio, sino estar en la jugada para saber cómo reaccionar de una.</w:t>
+              <w:t>: a</w:t>
+            </w:r>
+            <w:r>
+              <w:t>hhh... ya le entiendo. O sea que el asunto no es solo salir corriendo como un loco a apagar el incendio, sino estar en la jugada para saber cómo reaccionar de una.</w:t>
             </w:r>
           </w:p>
           <w:p>
@@ -9383,15 +9335,7 @@
               <w:t xml:space="preserve"> p</w:t>
             </w:r>
             <w:r>
-              <w:t xml:space="preserve">ues tiene toda la razón, </w:t>
-            </w:r>
-            <w:proofErr w:type="spellStart"/>
-            <w:r>
-              <w:t>Asusena</w:t>
-            </w:r>
-            <w:proofErr w:type="spellEnd"/>
-            <w:r>
-              <w:t>. Venga nos terminamos el tinto y le damos una vuelta a esos galpones, que aquí el que se duerme, se lo lleva la corriente... ¡y se le calientan los pollos! (Ríe)</w:t>
+              <w:t>ues tiene toda la razón, Asusena. Venga nos terminamos el tinto y le damos una vuelta a esos galpones, que aquí el que se duerme, se lo lleva la corriente... ¡y se le calientan los pollos! (Ríe)</w:t>
             </w:r>
           </w:p>
           <w:p>
@@ -11162,7 +11106,7 @@
           <w:noProof/>
         </w:rPr>
         <w:drawing>
-          <wp:inline distT="0" distB="0" distL="0" distR="0" wp14:anchorId="7BAE9D4B" wp14:editId="477CD841">
+          <wp:inline distT="0" distB="0" distL="0" distR="0" wp14:anchorId="7BAE9D4B" wp14:editId="1AE78A86">
             <wp:extent cx="4680000" cy="2632500"/>
             <wp:effectExtent l="0" t="0" r="6350" b="0"/>
             <wp:docPr id="11" name="Imagen 11">
@@ -11311,23 +11255,7 @@
           </w:tcPr>
           <w:p>
             <w:r>
-              <w:t xml:space="preserve">El sistema de bioseguridad es un conjunto de medidas preventivas y obligatorias que buscan evitar el ingreso y la propagación de enfermedades en la granja. Su implementación es fundamental para prevenir enfermedades como Newcastle, </w:t>
-            </w:r>
-            <w:proofErr w:type="spellStart"/>
-            <w:r>
-              <w:t>Gumboro</w:t>
-            </w:r>
-            <w:proofErr w:type="spellEnd"/>
-            <w:r>
-              <w:t xml:space="preserve"> e influenza aviar, además de ser un requisito clave para la certificación como granja </w:t>
-            </w:r>
-            <w:proofErr w:type="spellStart"/>
-            <w:r>
-              <w:t>biosegura</w:t>
-            </w:r>
-            <w:proofErr w:type="spellEnd"/>
-            <w:r>
-              <w:t>.</w:t>
+              <w:t>El sistema de bioseguridad es un conjunto de medidas preventivas y obligatorias que buscan evitar el ingreso y la propagación de enfermedades en la granja. Su implementación es fundamental para prevenir enfermedades como Newcastle, Gumboro e influenza aviar, además de ser un requisito clave para la certificación como granja biosegura.</w:t>
             </w:r>
           </w:p>
           <w:p>
@@ -11342,15 +11270,7 @@
           </w:p>
           <w:p>
             <w:r>
-              <w:t xml:space="preserve">Otro componente es el control de ingreso. Personas, vehículos e insumos deben cumplir medidas de restricción y registro, uso de pediluvios y </w:t>
-            </w:r>
-            <w:proofErr w:type="spellStart"/>
-            <w:r>
-              <w:t>rodaluvios</w:t>
-            </w:r>
-            <w:proofErr w:type="spellEnd"/>
-            <w:r>
-              <w:t xml:space="preserve"> para la desinfección, así como el cambio de ropa antes de ingresar a las zonas de producción.</w:t>
+              <w:t>Otro componente es el control de ingreso. Personas, vehículos e insumos deben cumplir medidas de restricción y registro, uso de pediluvios y rodaluvios para la desinfección, así como el cambio de ropa antes de ingresar a las zonas de producción.</w:t>
             </w:r>
           </w:p>
           <w:p>
@@ -11821,21 +11741,8 @@
       </w:hyperlink>
     </w:p>
     <w:p>
-      <w:proofErr w:type="spellStart"/>
-      <w:r>
-        <w:t>nstituto</w:t>
-      </w:r>
-      <w:proofErr w:type="spellEnd"/>
-      <w:r>
-        <w:t xml:space="preserve"> Colombiano Agropecuario (ICA). (2014). Resolución 3652 de 2014. Por la cual se establecen los requisitos para la certificación de granjas avícolas </w:t>
-      </w:r>
-      <w:proofErr w:type="spellStart"/>
-      <w:r>
-        <w:t>bioseguras</w:t>
-      </w:r>
-      <w:proofErr w:type="spellEnd"/>
-      <w:r>
-        <w:t xml:space="preserve"> de engorde y se dictan otras disposiciones. ICA.</w:t>
+      <w:r>
+        <w:t>nstituto Colombiano Agropecuario (ICA). (2014). Resolución 3652 de 2014. Por la cual se establecen los requisitos para la certificación de granjas avícolas bioseguras de engorde y se dictan otras disposiciones. ICA.</w:t>
       </w:r>
     </w:p>
     <w:p>
@@ -11881,15 +11788,7 @@
     <w:p>
       <w:r>
         <w:lastRenderedPageBreak/>
-        <w:t xml:space="preserve">Instituto Colombiano Agropecuario (ICA). (2025). Plan nacional </w:t>
-      </w:r>
-      <w:proofErr w:type="spellStart"/>
-      <w:r>
-        <w:t>subsectorial</w:t>
-      </w:r>
-      <w:proofErr w:type="spellEnd"/>
-      <w:r>
-        <w:t xml:space="preserve"> de vigilancia y control de residuos de medicamentos veterinarios en pollo de engorde. ICA.</w:t>
+        <w:t>Instituto Colombiano Agropecuario (ICA). (2025). Plan nacional subsectorial de vigilancia y control de residuos de medicamentos veterinarios en pollo de engorde. ICA.</w:t>
       </w:r>
     </w:p>
     <w:p>
@@ -11938,21 +11837,8 @@
           <w:lang w:val="en-US"/>
         </w:rPr>
       </w:pPr>
-      <w:proofErr w:type="spellStart"/>
-      <w:r>
-        <w:t>National</w:t>
-      </w:r>
-      <w:proofErr w:type="spellEnd"/>
-      <w:r>
-        <w:t xml:space="preserve"> </w:t>
-      </w:r>
-      <w:proofErr w:type="spellStart"/>
-      <w:r>
-        <w:t>Research</w:t>
-      </w:r>
-      <w:proofErr w:type="spellEnd"/>
-      <w:r>
-        <w:t xml:space="preserve"> Council (NRC). </w:t>
+      <w:r>
+        <w:t xml:space="preserve">National Research Council (NRC). </w:t>
       </w:r>
       <w:r>
         <w:rPr>
@@ -12326,17 +12212,8 @@
                 <w:sz w:val="24"/>
                 <w:lang w:eastAsia="es-CO"/>
               </w:rPr>
-              <w:t xml:space="preserve">Olga Constanza Bermúdez </w:t>
-            </w:r>
-            <w:proofErr w:type="spellStart"/>
-            <w:r>
-              <w:rPr>
-                <w:sz w:val="24"/>
-                <w:lang w:eastAsia="es-CO"/>
-              </w:rPr>
-              <w:t>Jaimes</w:t>
-            </w:r>
-            <w:proofErr w:type="spellEnd"/>
+              <w:t>Olga Constanza Bermúdez Jaimes</w:t>
+            </w:r>
           </w:p>
         </w:tc>
         <w:tc>
@@ -12447,7 +12324,6 @@
                 <w:lang w:eastAsia="es-CO"/>
               </w:rPr>
             </w:pPr>
-            <w:proofErr w:type="gramStart"/>
             <w:r>
               <w:rPr>
                 <w:sz w:val="24"/>
@@ -12462,7 +12338,6 @@
               </w:rPr>
               <w:t>a</w:t>
             </w:r>
-            <w:proofErr w:type="gramEnd"/>
           </w:p>
         </w:tc>
         <w:tc>
@@ -12608,23 +12483,7 @@
                 <w:sz w:val="24"/>
                 <w:lang w:eastAsia="es-CO"/>
               </w:rPr>
-              <w:t xml:space="preserve">Fredy Fabian </w:t>
-            </w:r>
-            <w:proofErr w:type="spellStart"/>
-            <w:r>
-              <w:rPr>
-                <w:sz w:val="24"/>
-                <w:lang w:eastAsia="es-CO"/>
-              </w:rPr>
-              <w:t>Ortíz</w:t>
-            </w:r>
-            <w:proofErr w:type="spellEnd"/>
-            <w:r>
-              <w:rPr>
-                <w:sz w:val="24"/>
-                <w:lang w:eastAsia="es-CO"/>
-              </w:rPr>
-              <w:t xml:space="preserve"> Segura</w:t>
+              <w:t>Fredy Fabian Ortíz Segura</w:t>
             </w:r>
           </w:p>
         </w:tc>
@@ -12755,7 +12614,6 @@
               </w:rPr>
               <w:t xml:space="preserve"> </w:t>
             </w:r>
-            <w:proofErr w:type="spellStart"/>
             <w:r>
               <w:rPr>
                 <w:spacing w:val="20"/>
@@ -12764,7 +12622,6 @@
               </w:rPr>
               <w:t>stack</w:t>
             </w:r>
-            <w:proofErr w:type="spellEnd"/>
           </w:p>
         </w:tc>
         <w:tc>
@@ -13169,31 +13026,13 @@
                 <w:lang w:eastAsia="es-CO"/>
               </w:rPr>
             </w:pPr>
-            <w:proofErr w:type="spellStart"/>
-            <w:r>
-              <w:rPr>
-                <w:sz w:val="24"/>
-                <w:lang w:eastAsia="es-CO"/>
-              </w:rPr>
-              <w:t>Maria</w:t>
-            </w:r>
-            <w:proofErr w:type="spellEnd"/>
-            <w:r>
-              <w:rPr>
-                <w:sz w:val="24"/>
-                <w:lang w:eastAsia="es-CO"/>
-              </w:rPr>
-              <w:t xml:space="preserve"> Carolina Tamayo </w:t>
-            </w:r>
-            <w:proofErr w:type="spellStart"/>
-            <w:r>
-              <w:rPr>
-                <w:sz w:val="24"/>
-                <w:lang w:eastAsia="es-CO"/>
-              </w:rPr>
-              <w:t>Lopez</w:t>
-            </w:r>
-            <w:proofErr w:type="spellEnd"/>
+            <w:r>
+              <w:rPr>
+                <w:sz w:val="24"/>
+                <w:lang w:eastAsia="es-CO"/>
+              </w:rPr>
+              <w:t>Maria Carolina Tamayo Lopez</w:t>
+            </w:r>
           </w:p>
         </w:tc>
         <w:tc>
@@ -13713,37 +13552,12 @@
                 <w:lang w:eastAsia="es-CO"/>
               </w:rPr>
             </w:pPr>
-            <w:proofErr w:type="spellStart"/>
-            <w:r>
-              <w:rPr>
-                <w:sz w:val="24"/>
-                <w:lang w:eastAsia="es-CO"/>
-              </w:rPr>
-              <w:t>Anyerson</w:t>
-            </w:r>
-            <w:proofErr w:type="spellEnd"/>
-            <w:r>
-              <w:rPr>
-                <w:sz w:val="24"/>
-                <w:lang w:eastAsia="es-CO"/>
-              </w:rPr>
-              <w:t xml:space="preserve"> Wilfredo </w:t>
-            </w:r>
-            <w:proofErr w:type="spellStart"/>
-            <w:r>
-              <w:rPr>
-                <w:sz w:val="24"/>
-                <w:lang w:eastAsia="es-CO"/>
-              </w:rPr>
-              <w:t>Pizo</w:t>
-            </w:r>
-            <w:proofErr w:type="spellEnd"/>
-            <w:r>
-              <w:rPr>
-                <w:sz w:val="24"/>
-                <w:lang w:eastAsia="es-CO"/>
-              </w:rPr>
-              <w:t xml:space="preserve"> Ossa</w:t>
+            <w:r>
+              <w:rPr>
+                <w:sz w:val="24"/>
+                <w:lang w:eastAsia="es-CO"/>
+              </w:rPr>
+              <w:t>Anyerson Wilfredo Pizo Ossa</w:t>
             </w:r>
           </w:p>
         </w:tc>
@@ -13828,7 +13642,7 @@
 </file>
 
 <file path=word/endnotes.xml><?xml version="1.0" encoding="utf-8"?>
-<w:endnotes xmlns:wpc="http://schemas.microsoft.com/office/word/2010/wordprocessingCanvas" xmlns:cx="http://schemas.microsoft.com/office/drawing/2014/chartex" xmlns:cx1="http://schemas.microsoft.com/office/drawing/2015/9/8/chartex" xmlns:cx2="http://schemas.microsoft.com/office/drawing/2015/10/21/chartex" xmlns:cx3="http://schemas.microsoft.com/office/drawing/2016/5/9/chartex" xmlns:cx4="http://schemas.microsoft.com/office/drawing/2016/5/10/chartex" xmlns:cx5="http://schemas.microsoft.com/office/drawing/2016/5/11/chartex" xmlns:cx6="http://schemas.microsoft.com/office/drawing/2016/5/12/chartex" xmlns:cx7="http://schemas.microsoft.com/office/drawing/2016/5/13/chartex" xmlns:cx8="http://schemas.microsoft.com/office/drawing/2016/5/14/chartex" xmlns:mc="http://schemas.openxmlformats.org/markup-compatibility/2006" xmlns:aink="http://schemas.microsoft.com/office/drawing/2016/ink" xmlns:am3d="http://schemas.microsoft.com/office/drawing/2017/model3d" xmlns:o="urn:schemas-microsoft-com:office:office" xmlns:r="http://schemas.openxmlformats.org/officeDocument/2006/relationships" xmlns:m="http://schemas.openxmlformats.org/officeDocument/2006/math" xmlns:v="urn:schemas-microsoft-com:vml" xmlns:wp14="http://schemas.microsoft.com/office/word/2010/wordprocessingDrawing" xmlns:wp="http://schemas.openxmlformats.org/drawingml/2006/wordprocessingDrawing" xmlns:w10="urn:schemas-microsoft-com:office:word" xmlns:w="http://schemas.openxmlformats.org/wordprocessingml/2006/main" xmlns:w14="http://schemas.microsoft.com/office/word/2010/wordml" xmlns:w15="http://schemas.microsoft.com/office/word/2012/wordml" xmlns:w16cex="http://schemas.microsoft.com/office/word/2018/wordml/cex" xmlns:w16cid="http://schemas.microsoft.com/office/word/2016/wordml/cid" xmlns:w16="http://schemas.microsoft.com/office/word/2018/wordml" xmlns:w16sdtdh="http://schemas.microsoft.com/office/word/2020/wordml/sdtdatahash" xmlns:w16se="http://schemas.microsoft.com/office/word/2015/wordml/symex" xmlns:wpg="http://schemas.microsoft.com/office/word/2010/wordprocessingGroup" xmlns:wpi="http://schemas.microsoft.com/office/word/2010/wordprocessingInk" xmlns:wne="http://schemas.microsoft.com/office/word/2006/wordml" xmlns:wps="http://schemas.microsoft.com/office/word/2010/wordprocessingShape" mc:Ignorable="w14 w15 w16se w16cid w16 w16cex w16sdtdh wp14">
+<w:endnotes xmlns:wpc="http://schemas.microsoft.com/office/word/2010/wordprocessingCanvas" xmlns:cx="http://schemas.microsoft.com/office/drawing/2014/chartex" xmlns:cx1="http://schemas.microsoft.com/office/drawing/2015/9/8/chartex" xmlns:cx2="http://schemas.microsoft.com/office/drawing/2015/10/21/chartex" xmlns:cx3="http://schemas.microsoft.com/office/drawing/2016/5/9/chartex" xmlns:cx4="http://schemas.microsoft.com/office/drawing/2016/5/10/chartex" xmlns:cx5="http://schemas.microsoft.com/office/drawing/2016/5/11/chartex" xmlns:cx6="http://schemas.microsoft.com/office/drawing/2016/5/12/chartex" xmlns:cx7="http://schemas.microsoft.com/office/drawing/2016/5/13/chartex" xmlns:cx8="http://schemas.microsoft.com/office/drawing/2016/5/14/chartex" xmlns:mc="http://schemas.openxmlformats.org/markup-compatibility/2006" xmlns:aink="http://schemas.microsoft.com/office/drawing/2016/ink" xmlns:am3d="http://schemas.microsoft.com/office/drawing/2017/model3d" xmlns:o="urn:schemas-microsoft-com:office:office" xmlns:oel="http://schemas.microsoft.com/office/2019/extlst" xmlns:r="http://schemas.openxmlformats.org/officeDocument/2006/relationships" xmlns:m="http://schemas.openxmlformats.org/officeDocument/2006/math" xmlns:v="urn:schemas-microsoft-com:vml" xmlns:wp14="http://schemas.microsoft.com/office/word/2010/wordprocessingDrawing" xmlns:wp="http://schemas.openxmlformats.org/drawingml/2006/wordprocessingDrawing" xmlns:w10="urn:schemas-microsoft-com:office:word" xmlns:w="http://schemas.openxmlformats.org/wordprocessingml/2006/main" xmlns:w14="http://schemas.microsoft.com/office/word/2010/wordml" xmlns:w15="http://schemas.microsoft.com/office/word/2012/wordml" xmlns:w16cex="http://schemas.microsoft.com/office/word/2018/wordml/cex" xmlns:w16cid="http://schemas.microsoft.com/office/word/2016/wordml/cid" xmlns:w16="http://schemas.microsoft.com/office/word/2018/wordml" xmlns:w16du="http://schemas.microsoft.com/office/word/2023/wordml/word16du" xmlns:w16sdtdh="http://schemas.microsoft.com/office/word/2020/wordml/sdtdatahash" xmlns:w16sdtfl="http://schemas.microsoft.com/office/word/2024/wordml/sdtformatlock" xmlns:w16se="http://schemas.microsoft.com/office/word/2015/wordml/symex" xmlns:wpg="http://schemas.microsoft.com/office/word/2010/wordprocessingGroup" xmlns:wpi="http://schemas.microsoft.com/office/word/2010/wordprocessingInk" xmlns:wne="http://schemas.microsoft.com/office/word/2006/wordml" xmlns:wps="http://schemas.microsoft.com/office/word/2010/wordprocessingShape" mc:Ignorable="w14 w15 w16se w16cid w16 w16cex w16sdtdh w16sdtfl w16du wp14">
   <w:endnote w:type="separator" w:id="-1">
     <w:p>
       <w:pPr>
@@ -13853,7 +13667,7 @@
 </file>
 
 <file path=word/footer1.xml><?xml version="1.0" encoding="utf-8"?>
-<w:ftr xmlns:wpc="http://schemas.microsoft.com/office/word/2010/wordprocessingCanvas" xmlns:cx="http://schemas.microsoft.com/office/drawing/2014/chartex" xmlns:cx1="http://schemas.microsoft.com/office/drawing/2015/9/8/chartex" xmlns:cx2="http://schemas.microsoft.com/office/drawing/2015/10/21/chartex" xmlns:cx3="http://schemas.microsoft.com/office/drawing/2016/5/9/chartex" xmlns:cx4="http://schemas.microsoft.com/office/drawing/2016/5/10/chartex" xmlns:cx5="http://schemas.microsoft.com/office/drawing/2016/5/11/chartex" xmlns:cx6="http://schemas.microsoft.com/office/drawing/2016/5/12/chartex" xmlns:cx7="http://schemas.microsoft.com/office/drawing/2016/5/13/chartex" xmlns:cx8="http://schemas.microsoft.com/office/drawing/2016/5/14/chartex" xmlns:mc="http://schemas.openxmlformats.org/markup-compatibility/2006" xmlns:aink="http://schemas.microsoft.com/office/drawing/2016/ink" xmlns:am3d="http://schemas.microsoft.com/office/drawing/2017/model3d" xmlns:o="urn:schemas-microsoft-com:office:office" xmlns:r="http://schemas.openxmlformats.org/officeDocument/2006/relationships" xmlns:m="http://schemas.openxmlformats.org/officeDocument/2006/math" xmlns:v="urn:schemas-microsoft-com:vml" xmlns:wp14="http://schemas.microsoft.com/office/word/2010/wordprocessingDrawing" xmlns:wp="http://schemas.openxmlformats.org/drawingml/2006/wordprocessingDrawing" xmlns:w10="urn:schemas-microsoft-com:office:word" xmlns:w="http://schemas.openxmlformats.org/wordprocessingml/2006/main" xmlns:w14="http://schemas.microsoft.com/office/word/2010/wordml" xmlns:w15="http://schemas.microsoft.com/office/word/2012/wordml" xmlns:w16cex="http://schemas.microsoft.com/office/word/2018/wordml/cex" xmlns:w16cid="http://schemas.microsoft.com/office/word/2016/wordml/cid" xmlns:w16="http://schemas.microsoft.com/office/word/2018/wordml" xmlns:w16sdtdh="http://schemas.microsoft.com/office/word/2020/wordml/sdtdatahash" xmlns:w16se="http://schemas.microsoft.com/office/word/2015/wordml/symex" xmlns:wpg="http://schemas.microsoft.com/office/word/2010/wordprocessingGroup" xmlns:wpi="http://schemas.microsoft.com/office/word/2010/wordprocessingInk" xmlns:wne="http://schemas.microsoft.com/office/word/2006/wordml" xmlns:wps="http://schemas.microsoft.com/office/word/2010/wordprocessingShape" mc:Ignorable="w14 w15 w16se w16cid w16 w16cex w16sdtdh wp14">
+<w:ftr xmlns:wpc="http://schemas.microsoft.com/office/word/2010/wordprocessingCanvas" xmlns:cx="http://schemas.microsoft.com/office/drawing/2014/chartex" xmlns:cx1="http://schemas.microsoft.com/office/drawing/2015/9/8/chartex" xmlns:cx2="http://schemas.microsoft.com/office/drawing/2015/10/21/chartex" xmlns:cx3="http://schemas.microsoft.com/office/drawing/2016/5/9/chartex" xmlns:cx4="http://schemas.microsoft.com/office/drawing/2016/5/10/chartex" xmlns:cx5="http://schemas.microsoft.com/office/drawing/2016/5/11/chartex" xmlns:cx6="http://schemas.microsoft.com/office/drawing/2016/5/12/chartex" xmlns:cx7="http://schemas.microsoft.com/office/drawing/2016/5/13/chartex" xmlns:cx8="http://schemas.microsoft.com/office/drawing/2016/5/14/chartex" xmlns:mc="http://schemas.openxmlformats.org/markup-compatibility/2006" xmlns:aink="http://schemas.microsoft.com/office/drawing/2016/ink" xmlns:am3d="http://schemas.microsoft.com/office/drawing/2017/model3d" xmlns:o="urn:schemas-microsoft-com:office:office" xmlns:oel="http://schemas.microsoft.com/office/2019/extlst" xmlns:r="http://schemas.openxmlformats.org/officeDocument/2006/relationships" xmlns:m="http://schemas.openxmlformats.org/officeDocument/2006/math" xmlns:v="urn:schemas-microsoft-com:vml" xmlns:wp14="http://schemas.microsoft.com/office/word/2010/wordprocessingDrawing" xmlns:wp="http://schemas.openxmlformats.org/drawingml/2006/wordprocessingDrawing" xmlns:w10="urn:schemas-microsoft-com:office:word" xmlns:w="http://schemas.openxmlformats.org/wordprocessingml/2006/main" xmlns:w14="http://schemas.microsoft.com/office/word/2010/wordml" xmlns:w15="http://schemas.microsoft.com/office/word/2012/wordml" xmlns:w16cex="http://schemas.microsoft.com/office/word/2018/wordml/cex" xmlns:w16cid="http://schemas.microsoft.com/office/word/2016/wordml/cid" xmlns:w16="http://schemas.microsoft.com/office/word/2018/wordml" xmlns:w16du="http://schemas.microsoft.com/office/word/2023/wordml/word16du" xmlns:w16sdtdh="http://schemas.microsoft.com/office/word/2020/wordml/sdtdatahash" xmlns:w16sdtfl="http://schemas.microsoft.com/office/word/2024/wordml/sdtformatlock" xmlns:w16se="http://schemas.microsoft.com/office/word/2015/wordml/symex" xmlns:wpg="http://schemas.microsoft.com/office/word/2010/wordprocessingGroup" xmlns:wpi="http://schemas.microsoft.com/office/word/2010/wordprocessingInk" xmlns:wne="http://schemas.microsoft.com/office/word/2006/wordml" xmlns:wps="http://schemas.microsoft.com/office/word/2010/wordprocessingShape" mc:Ignorable="w14 w15 w16se w16cid w16 w16cex w16sdtdh w16sdtfl w16du wp14">
   <w:sdt>
     <w:sdtPr>
       <w:id w:val="-1465197936"/>
@@ -13862,7 +13676,6 @@
         <w:docPartUnique/>
       </w:docPartObj>
     </w:sdtPr>
-    <w:sdtEndPr/>
     <w:sdtContent>
       <w:p>
         <w:pPr>
@@ -13899,7 +13712,7 @@
 </file>
 
 <file path=word/footnotes.xml><?xml version="1.0" encoding="utf-8"?>
-<w:footnotes xmlns:wpc="http://schemas.microsoft.com/office/word/2010/wordprocessingCanvas" xmlns:cx="http://schemas.microsoft.com/office/drawing/2014/chartex" xmlns:cx1="http://schemas.microsoft.com/office/drawing/2015/9/8/chartex" xmlns:cx2="http://schemas.microsoft.com/office/drawing/2015/10/21/chartex" xmlns:cx3="http://schemas.microsoft.com/office/drawing/2016/5/9/chartex" xmlns:cx4="http://schemas.microsoft.com/office/drawing/2016/5/10/chartex" xmlns:cx5="http://schemas.microsoft.com/office/drawing/2016/5/11/chartex" xmlns:cx6="http://schemas.microsoft.com/office/drawing/2016/5/12/chartex" xmlns:cx7="http://schemas.microsoft.com/office/drawing/2016/5/13/chartex" xmlns:cx8="http://schemas.microsoft.com/office/drawing/2016/5/14/chartex" xmlns:mc="http://schemas.openxmlformats.org/markup-compatibility/2006" xmlns:aink="http://schemas.microsoft.com/office/drawing/2016/ink" xmlns:am3d="http://schemas.microsoft.com/office/drawing/2017/model3d" xmlns:o="urn:schemas-microsoft-com:office:office" xmlns:r="http://schemas.openxmlformats.org/officeDocument/2006/relationships" xmlns:m="http://schemas.openxmlformats.org/officeDocument/2006/math" xmlns:v="urn:schemas-microsoft-com:vml" xmlns:wp14="http://schemas.microsoft.com/office/word/2010/wordprocessingDrawing" xmlns:wp="http://schemas.openxmlformats.org/drawingml/2006/wordprocessingDrawing" xmlns:w10="urn:schemas-microsoft-com:office:word" xmlns:w="http://schemas.openxmlformats.org/wordprocessingml/2006/main" xmlns:w14="http://schemas.microsoft.com/office/word/2010/wordml" xmlns:w15="http://schemas.microsoft.com/office/word/2012/wordml" xmlns:w16cex="http://schemas.microsoft.com/office/word/2018/wordml/cex" xmlns:w16cid="http://schemas.microsoft.com/office/word/2016/wordml/cid" xmlns:w16="http://schemas.microsoft.com/office/word/2018/wordml" xmlns:w16sdtdh="http://schemas.microsoft.com/office/word/2020/wordml/sdtdatahash" xmlns:w16se="http://schemas.microsoft.com/office/word/2015/wordml/symex" xmlns:wpg="http://schemas.microsoft.com/office/word/2010/wordprocessingGroup" xmlns:wpi="http://schemas.microsoft.com/office/word/2010/wordprocessingInk" xmlns:wne="http://schemas.microsoft.com/office/word/2006/wordml" xmlns:wps="http://schemas.microsoft.com/office/word/2010/wordprocessingShape" mc:Ignorable="w14 w15 w16se w16cid w16 w16cex w16sdtdh wp14">
+<w:footnotes xmlns:wpc="http://schemas.microsoft.com/office/word/2010/wordprocessingCanvas" xmlns:cx="http://schemas.microsoft.com/office/drawing/2014/chartex" xmlns:cx1="http://schemas.microsoft.com/office/drawing/2015/9/8/chartex" xmlns:cx2="http://schemas.microsoft.com/office/drawing/2015/10/21/chartex" xmlns:cx3="http://schemas.microsoft.com/office/drawing/2016/5/9/chartex" xmlns:cx4="http://schemas.microsoft.com/office/drawing/2016/5/10/chartex" xmlns:cx5="http://schemas.microsoft.com/office/drawing/2016/5/11/chartex" xmlns:cx6="http://schemas.microsoft.com/office/drawing/2016/5/12/chartex" xmlns:cx7="http://schemas.microsoft.com/office/drawing/2016/5/13/chartex" xmlns:cx8="http://schemas.microsoft.com/office/drawing/2016/5/14/chartex" xmlns:mc="http://schemas.openxmlformats.org/markup-compatibility/2006" xmlns:aink="http://schemas.microsoft.com/office/drawing/2016/ink" xmlns:am3d="http://schemas.microsoft.com/office/drawing/2017/model3d" xmlns:o="urn:schemas-microsoft-com:office:office" xmlns:oel="http://schemas.microsoft.com/office/2019/extlst" xmlns:r="http://schemas.openxmlformats.org/officeDocument/2006/relationships" xmlns:m="http://schemas.openxmlformats.org/officeDocument/2006/math" xmlns:v="urn:schemas-microsoft-com:vml" xmlns:wp14="http://schemas.microsoft.com/office/word/2010/wordprocessingDrawing" xmlns:wp="http://schemas.openxmlformats.org/drawingml/2006/wordprocessingDrawing" xmlns:w10="urn:schemas-microsoft-com:office:word" xmlns:w="http://schemas.openxmlformats.org/wordprocessingml/2006/main" xmlns:w14="http://schemas.microsoft.com/office/word/2010/wordml" xmlns:w15="http://schemas.microsoft.com/office/word/2012/wordml" xmlns:w16cex="http://schemas.microsoft.com/office/word/2018/wordml/cex" xmlns:w16cid="http://schemas.microsoft.com/office/word/2016/wordml/cid" xmlns:w16="http://schemas.microsoft.com/office/word/2018/wordml" xmlns:w16du="http://schemas.microsoft.com/office/word/2023/wordml/word16du" xmlns:w16sdtdh="http://schemas.microsoft.com/office/word/2020/wordml/sdtdatahash" xmlns:w16sdtfl="http://schemas.microsoft.com/office/word/2024/wordml/sdtformatlock" xmlns:w16se="http://schemas.microsoft.com/office/word/2015/wordml/symex" xmlns:wpg="http://schemas.microsoft.com/office/word/2010/wordprocessingGroup" xmlns:wpi="http://schemas.microsoft.com/office/word/2010/wordprocessingInk" xmlns:wne="http://schemas.microsoft.com/office/word/2006/wordml" xmlns:wps="http://schemas.microsoft.com/office/word/2010/wordprocessingShape" mc:Ignorable="w14 w15 w16se w16cid w16 w16cex w16sdtdh w16sdtfl w16du wp14">
   <w:footnote w:type="separator" w:id="-1">
     <w:p>
       <w:pPr>
@@ -13924,7 +13737,7 @@
 </file>
 
 <file path=word/header1.xml><?xml version="1.0" encoding="utf-8"?>
-<w:hdr xmlns:wpc="http://schemas.microsoft.com/office/word/2010/wordprocessingCanvas" xmlns:cx="http://schemas.microsoft.com/office/drawing/2014/chartex" xmlns:cx1="http://schemas.microsoft.com/office/drawing/2015/9/8/chartex" xmlns:cx2="http://schemas.microsoft.com/office/drawing/2015/10/21/chartex" xmlns:cx3="http://schemas.microsoft.com/office/drawing/2016/5/9/chartex" xmlns:cx4="http://schemas.microsoft.com/office/drawing/2016/5/10/chartex" xmlns:cx5="http://schemas.microsoft.com/office/drawing/2016/5/11/chartex" xmlns:cx6="http://schemas.microsoft.com/office/drawing/2016/5/12/chartex" xmlns:cx7="http://schemas.microsoft.com/office/drawing/2016/5/13/chartex" xmlns:cx8="http://schemas.microsoft.com/office/drawing/2016/5/14/chartex" xmlns:mc="http://schemas.openxmlformats.org/markup-compatibility/2006" xmlns:aink="http://schemas.microsoft.com/office/drawing/2016/ink" xmlns:am3d="http://schemas.microsoft.com/office/drawing/2017/model3d" xmlns:o="urn:schemas-microsoft-com:office:office" xmlns:r="http://schemas.openxmlformats.org/officeDocument/2006/relationships" xmlns:m="http://schemas.openxmlformats.org/officeDocument/2006/math" xmlns:v="urn:schemas-microsoft-com:vml" xmlns:wp14="http://schemas.microsoft.com/office/word/2010/wordprocessingDrawing" xmlns:wp="http://schemas.openxmlformats.org/drawingml/2006/wordprocessingDrawing" xmlns:w10="urn:schemas-microsoft-com:office:word" xmlns:w="http://schemas.openxmlformats.org/wordprocessingml/2006/main" xmlns:w14="http://schemas.microsoft.com/office/word/2010/wordml" xmlns:w15="http://schemas.microsoft.com/office/word/2012/wordml" xmlns:w16cex="http://schemas.microsoft.com/office/word/2018/wordml/cex" xmlns:w16cid="http://schemas.microsoft.com/office/word/2016/wordml/cid" xmlns:w16="http://schemas.microsoft.com/office/word/2018/wordml" xmlns:w16sdtdh="http://schemas.microsoft.com/office/word/2020/wordml/sdtdatahash" xmlns:w16se="http://schemas.microsoft.com/office/word/2015/wordml/symex" xmlns:wpg="http://schemas.microsoft.com/office/word/2010/wordprocessingGroup" xmlns:wpi="http://schemas.microsoft.com/office/word/2010/wordprocessingInk" xmlns:wne="http://schemas.microsoft.com/office/word/2006/wordml" xmlns:wps="http://schemas.microsoft.com/office/word/2010/wordprocessingShape" mc:Ignorable="w14 w15 w16se w16cid w16 w16cex w16sdtdh wp14">
+<w:hdr xmlns:wpc="http://schemas.microsoft.com/office/word/2010/wordprocessingCanvas" xmlns:cx="http://schemas.microsoft.com/office/drawing/2014/chartex" xmlns:cx1="http://schemas.microsoft.com/office/drawing/2015/9/8/chartex" xmlns:cx2="http://schemas.microsoft.com/office/drawing/2015/10/21/chartex" xmlns:cx3="http://schemas.microsoft.com/office/drawing/2016/5/9/chartex" xmlns:cx4="http://schemas.microsoft.com/office/drawing/2016/5/10/chartex" xmlns:cx5="http://schemas.microsoft.com/office/drawing/2016/5/11/chartex" xmlns:cx6="http://schemas.microsoft.com/office/drawing/2016/5/12/chartex" xmlns:cx7="http://schemas.microsoft.com/office/drawing/2016/5/13/chartex" xmlns:cx8="http://schemas.microsoft.com/office/drawing/2016/5/14/chartex" xmlns:mc="http://schemas.openxmlformats.org/markup-compatibility/2006" xmlns:aink="http://schemas.microsoft.com/office/drawing/2016/ink" xmlns:am3d="http://schemas.microsoft.com/office/drawing/2017/model3d" xmlns:o="urn:schemas-microsoft-com:office:office" xmlns:oel="http://schemas.microsoft.com/office/2019/extlst" xmlns:r="http://schemas.openxmlformats.org/officeDocument/2006/relationships" xmlns:m="http://schemas.openxmlformats.org/officeDocument/2006/math" xmlns:v="urn:schemas-microsoft-com:vml" xmlns:wp14="http://schemas.microsoft.com/office/word/2010/wordprocessingDrawing" xmlns:wp="http://schemas.openxmlformats.org/drawingml/2006/wordprocessingDrawing" xmlns:w10="urn:schemas-microsoft-com:office:word" xmlns:w="http://schemas.openxmlformats.org/wordprocessingml/2006/main" xmlns:w14="http://schemas.microsoft.com/office/word/2010/wordml" xmlns:w15="http://schemas.microsoft.com/office/word/2012/wordml" xmlns:w16cex="http://schemas.microsoft.com/office/word/2018/wordml/cex" xmlns:w16cid="http://schemas.microsoft.com/office/word/2016/wordml/cid" xmlns:w16="http://schemas.microsoft.com/office/word/2018/wordml" xmlns:w16du="http://schemas.microsoft.com/office/word/2023/wordml/word16du" xmlns:w16sdtdh="http://schemas.microsoft.com/office/word/2020/wordml/sdtdatahash" xmlns:w16sdtfl="http://schemas.microsoft.com/office/word/2024/wordml/sdtformatlock" xmlns:w16se="http://schemas.microsoft.com/office/word/2015/wordml/symex" xmlns:wpg="http://schemas.microsoft.com/office/word/2010/wordprocessingGroup" xmlns:wpi="http://schemas.microsoft.com/office/word/2010/wordprocessingInk" xmlns:wne="http://schemas.microsoft.com/office/word/2006/wordml" xmlns:wps="http://schemas.microsoft.com/office/word/2010/wordprocessingShape" mc:Ignorable="w14 w15 w16se w16cid w16 w16cex w16sdtdh w16sdtfl w16du wp14">
   <w:p>
     <w:pPr>
       <w:pStyle w:val="Encabezado"/>
@@ -14010,7 +13823,7 @@
 </file>
 
 <file path=word/numbering.xml><?xml version="1.0" encoding="utf-8"?>
-<w:numbering xmlns:wpc="http://schemas.microsoft.com/office/word/2010/wordprocessingCanvas" xmlns:cx="http://schemas.microsoft.com/office/drawing/2014/chartex" xmlns:cx1="http://schemas.microsoft.com/office/drawing/2015/9/8/chartex" xmlns:cx2="http://schemas.microsoft.com/office/drawing/2015/10/21/chartex" xmlns:cx3="http://schemas.microsoft.com/office/drawing/2016/5/9/chartex" xmlns:cx4="http://schemas.microsoft.com/office/drawing/2016/5/10/chartex" xmlns:cx5="http://schemas.microsoft.com/office/drawing/2016/5/11/chartex" xmlns:cx6="http://schemas.microsoft.com/office/drawing/2016/5/12/chartex" xmlns:cx7="http://schemas.microsoft.com/office/drawing/2016/5/13/chartex" xmlns:cx8="http://schemas.microsoft.com/office/drawing/2016/5/14/chartex" xmlns:mc="http://schemas.openxmlformats.org/markup-compatibility/2006" xmlns:aink="http://schemas.microsoft.com/office/drawing/2016/ink" xmlns:am3d="http://schemas.microsoft.com/office/drawing/2017/model3d" xmlns:o="urn:schemas-microsoft-com:office:office" xmlns:r="http://schemas.openxmlformats.org/officeDocument/2006/relationships" xmlns:m="http://schemas.openxmlformats.org/officeDocument/2006/math" xmlns:v="urn:schemas-microsoft-com:vml" xmlns:wp14="http://schemas.microsoft.com/office/word/2010/wordprocessingDrawing" xmlns:wp="http://schemas.openxmlformats.org/drawingml/2006/wordprocessingDrawing" xmlns:w10="urn:schemas-microsoft-com:office:word" xmlns:w="http://schemas.openxmlformats.org/wordprocessingml/2006/main" xmlns:w14="http://schemas.microsoft.com/office/word/2010/wordml" xmlns:w15="http://schemas.microsoft.com/office/word/2012/wordml" xmlns:w16cex="http://schemas.microsoft.com/office/word/2018/wordml/cex" xmlns:w16cid="http://schemas.microsoft.com/office/word/2016/wordml/cid" xmlns:w16="http://schemas.microsoft.com/office/word/2018/wordml" xmlns:w16sdtdh="http://schemas.microsoft.com/office/word/2020/wordml/sdtdatahash" xmlns:w16se="http://schemas.microsoft.com/office/word/2015/wordml/symex" xmlns:wpg="http://schemas.microsoft.com/office/word/2010/wordprocessingGroup" xmlns:wpi="http://schemas.microsoft.com/office/word/2010/wordprocessingInk" xmlns:wne="http://schemas.microsoft.com/office/word/2006/wordml" xmlns:wps="http://schemas.microsoft.com/office/word/2010/wordprocessingShape" mc:Ignorable="w14 w15 w16se w16cid w16 w16cex w16sdtdh wp14">
+<w:numbering xmlns:wpc="http://schemas.microsoft.com/office/word/2010/wordprocessingCanvas" xmlns:cx="http://schemas.microsoft.com/office/drawing/2014/chartex" xmlns:cx1="http://schemas.microsoft.com/office/drawing/2015/9/8/chartex" xmlns:cx2="http://schemas.microsoft.com/office/drawing/2015/10/21/chartex" xmlns:cx3="http://schemas.microsoft.com/office/drawing/2016/5/9/chartex" xmlns:cx4="http://schemas.microsoft.com/office/drawing/2016/5/10/chartex" xmlns:cx5="http://schemas.microsoft.com/office/drawing/2016/5/11/chartex" xmlns:cx6="http://schemas.microsoft.com/office/drawing/2016/5/12/chartex" xmlns:cx7="http://schemas.microsoft.com/office/drawing/2016/5/13/chartex" xmlns:cx8="http://schemas.microsoft.com/office/drawing/2016/5/14/chartex" xmlns:mc="http://schemas.openxmlformats.org/markup-compatibility/2006" xmlns:aink="http://schemas.microsoft.com/office/drawing/2016/ink" xmlns:am3d="http://schemas.microsoft.com/office/drawing/2017/model3d" xmlns:o="urn:schemas-microsoft-com:office:office" xmlns:oel="http://schemas.microsoft.com/office/2019/extlst" xmlns:r="http://schemas.openxmlformats.org/officeDocument/2006/relationships" xmlns:m="http://schemas.openxmlformats.org/officeDocument/2006/math" xmlns:v="urn:schemas-microsoft-com:vml" xmlns:wp14="http://schemas.microsoft.com/office/word/2010/wordprocessingDrawing" xmlns:wp="http://schemas.openxmlformats.org/drawingml/2006/wordprocessingDrawing" xmlns:w10="urn:schemas-microsoft-com:office:word" xmlns:w="http://schemas.openxmlformats.org/wordprocessingml/2006/main" xmlns:w14="http://schemas.microsoft.com/office/word/2010/wordml" xmlns:w15="http://schemas.microsoft.com/office/word/2012/wordml" xmlns:w16cex="http://schemas.microsoft.com/office/word/2018/wordml/cex" xmlns:w16cid="http://schemas.microsoft.com/office/word/2016/wordml/cid" xmlns:w16="http://schemas.microsoft.com/office/word/2018/wordml" xmlns:w16du="http://schemas.microsoft.com/office/word/2023/wordml/word16du" xmlns:w16sdtdh="http://schemas.microsoft.com/office/word/2020/wordml/sdtdatahash" xmlns:w16sdtfl="http://schemas.microsoft.com/office/word/2024/wordml/sdtformatlock" xmlns:w16se="http://schemas.microsoft.com/office/word/2015/wordml/symex" xmlns:wpg="http://schemas.microsoft.com/office/word/2010/wordprocessingGroup" xmlns:wpi="http://schemas.microsoft.com/office/word/2010/wordprocessingInk" xmlns:wne="http://schemas.microsoft.com/office/word/2006/wordml" xmlns:wps="http://schemas.microsoft.com/office/word/2010/wordprocessingShape" mc:Ignorable="w14 w15 w16se w16cid w16 w16cex w16sdtdh w16sdtfl w16du wp14">
   <w:abstractNum w:abstractNumId="0" w15:restartNumberingAfterBreak="0">
     <w:nsid w:val="FFFFFF89"/>
     <w:multiLevelType w:val="singleLevel"/>
@@ -18454,127 +18267,127 @@
       </w:rPr>
     </w:lvl>
   </w:abstractNum>
-  <w:num w:numId="1">
+  <w:num w:numId="1" w16cid:durableId="2145925119">
     <w:abstractNumId w:val="0"/>
   </w:num>
-  <w:num w:numId="2">
+  <w:num w:numId="2" w16cid:durableId="1082873633">
     <w:abstractNumId w:val="10"/>
   </w:num>
-  <w:num w:numId="3">
+  <w:num w:numId="3" w16cid:durableId="1885169596">
     <w:abstractNumId w:val="24"/>
   </w:num>
-  <w:num w:numId="4">
+  <w:num w:numId="4" w16cid:durableId="1896503750">
     <w:abstractNumId w:val="13"/>
   </w:num>
-  <w:num w:numId="5">
+  <w:num w:numId="5" w16cid:durableId="1648510155">
     <w:abstractNumId w:val="36"/>
   </w:num>
-  <w:num w:numId="6">
+  <w:num w:numId="6" w16cid:durableId="1075860627">
     <w:abstractNumId w:val="20"/>
   </w:num>
-  <w:num w:numId="7">
+  <w:num w:numId="7" w16cid:durableId="489440957">
     <w:abstractNumId w:val="28"/>
   </w:num>
-  <w:num w:numId="8">
+  <w:num w:numId="8" w16cid:durableId="872380099">
     <w:abstractNumId w:val="5"/>
   </w:num>
-  <w:num w:numId="9">
+  <w:num w:numId="9" w16cid:durableId="942228464">
     <w:abstractNumId w:val="31"/>
   </w:num>
-  <w:num w:numId="10">
+  <w:num w:numId="10" w16cid:durableId="1520006732">
     <w:abstractNumId w:val="17"/>
   </w:num>
-  <w:num w:numId="11">
+  <w:num w:numId="11" w16cid:durableId="861625444">
     <w:abstractNumId w:val="26"/>
   </w:num>
-  <w:num w:numId="12">
+  <w:num w:numId="12" w16cid:durableId="1392078926">
     <w:abstractNumId w:val="19"/>
   </w:num>
-  <w:num w:numId="13">
+  <w:num w:numId="13" w16cid:durableId="2012902497">
     <w:abstractNumId w:val="40"/>
   </w:num>
-  <w:num w:numId="14">
+  <w:num w:numId="14" w16cid:durableId="1454865473">
     <w:abstractNumId w:val="18"/>
   </w:num>
-  <w:num w:numId="15">
+  <w:num w:numId="15" w16cid:durableId="815952053">
     <w:abstractNumId w:val="27"/>
   </w:num>
-  <w:num w:numId="16">
+  <w:num w:numId="16" w16cid:durableId="19207989">
     <w:abstractNumId w:val="11"/>
   </w:num>
-  <w:num w:numId="17">
+  <w:num w:numId="17" w16cid:durableId="181209647">
     <w:abstractNumId w:val="30"/>
   </w:num>
-  <w:num w:numId="18">
+  <w:num w:numId="18" w16cid:durableId="760955181">
     <w:abstractNumId w:val="23"/>
   </w:num>
-  <w:num w:numId="19">
+  <w:num w:numId="19" w16cid:durableId="845486445">
     <w:abstractNumId w:val="3"/>
   </w:num>
-  <w:num w:numId="20">
+  <w:num w:numId="20" w16cid:durableId="1057632651">
     <w:abstractNumId w:val="9"/>
   </w:num>
-  <w:num w:numId="21">
+  <w:num w:numId="21" w16cid:durableId="2138638773">
     <w:abstractNumId w:val="7"/>
   </w:num>
-  <w:num w:numId="22">
+  <w:num w:numId="22" w16cid:durableId="1882328162">
     <w:abstractNumId w:val="32"/>
   </w:num>
-  <w:num w:numId="23">
+  <w:num w:numId="23" w16cid:durableId="1245996310">
     <w:abstractNumId w:val="21"/>
   </w:num>
-  <w:num w:numId="24">
+  <w:num w:numId="24" w16cid:durableId="381447239">
     <w:abstractNumId w:val="2"/>
   </w:num>
-  <w:num w:numId="25">
+  <w:num w:numId="25" w16cid:durableId="977339972">
     <w:abstractNumId w:val="39"/>
   </w:num>
-  <w:num w:numId="26">
+  <w:num w:numId="26" w16cid:durableId="222329538">
     <w:abstractNumId w:val="12"/>
   </w:num>
-  <w:num w:numId="27">
+  <w:num w:numId="27" w16cid:durableId="889924500">
     <w:abstractNumId w:val="8"/>
   </w:num>
-  <w:num w:numId="28">
+  <w:num w:numId="28" w16cid:durableId="2121103973">
     <w:abstractNumId w:val="1"/>
   </w:num>
-  <w:num w:numId="29">
+  <w:num w:numId="29" w16cid:durableId="1195652582">
     <w:abstractNumId w:val="33"/>
   </w:num>
-  <w:num w:numId="30">
+  <w:num w:numId="30" w16cid:durableId="938562019">
     <w:abstractNumId w:val="14"/>
   </w:num>
-  <w:num w:numId="31">
+  <w:num w:numId="31" w16cid:durableId="577443333">
     <w:abstractNumId w:val="15"/>
   </w:num>
-  <w:num w:numId="32">
+  <w:num w:numId="32" w16cid:durableId="682586441">
     <w:abstractNumId w:val="38"/>
   </w:num>
-  <w:num w:numId="33">
+  <w:num w:numId="33" w16cid:durableId="1657151022">
     <w:abstractNumId w:val="35"/>
   </w:num>
-  <w:num w:numId="34">
+  <w:num w:numId="34" w16cid:durableId="113788350">
     <w:abstractNumId w:val="29"/>
   </w:num>
-  <w:num w:numId="35">
+  <w:num w:numId="35" w16cid:durableId="1968119636">
     <w:abstractNumId w:val="37"/>
   </w:num>
-  <w:num w:numId="36">
+  <w:num w:numId="36" w16cid:durableId="1133248838">
     <w:abstractNumId w:val="22"/>
   </w:num>
-  <w:num w:numId="37">
+  <w:num w:numId="37" w16cid:durableId="1802645988">
     <w:abstractNumId w:val="16"/>
   </w:num>
-  <w:num w:numId="38">
+  <w:num w:numId="38" w16cid:durableId="73942931">
     <w:abstractNumId w:val="4"/>
   </w:num>
-  <w:num w:numId="39">
+  <w:num w:numId="39" w16cid:durableId="2129280363">
     <w:abstractNumId w:val="34"/>
   </w:num>
-  <w:num w:numId="40">
+  <w:num w:numId="40" w16cid:durableId="811941224">
     <w:abstractNumId w:val="6"/>
   </w:num>
-  <w:num w:numId="41">
+  <w:num w:numId="41" w16cid:durableId="79525976">
     <w:abstractNumId w:val="25"/>
   </w:num>
   <w:numIdMacAtCleanup w:val="41"/>
@@ -18582,7 +18395,7 @@
 </file>
 
 <file path=word/styles.xml><?xml version="1.0" encoding="utf-8"?>
-<w:styles xmlns:mc="http://schemas.openxmlformats.org/markup-compatibility/2006" xmlns:r="http://schemas.openxmlformats.org/officeDocument/2006/relationships" xmlns:w="http://schemas.openxmlformats.org/wordprocessingml/2006/main" xmlns:w14="http://schemas.microsoft.com/office/word/2010/wordml" xmlns:w15="http://schemas.microsoft.com/office/word/2012/wordml" xmlns:w16cex="http://schemas.microsoft.com/office/word/2018/wordml/cex" xmlns:w16cid="http://schemas.microsoft.com/office/word/2016/wordml/cid" xmlns:w16="http://schemas.microsoft.com/office/word/2018/wordml" xmlns:w16sdtdh="http://schemas.microsoft.com/office/word/2020/wordml/sdtdatahash" xmlns:w16se="http://schemas.microsoft.com/office/word/2015/wordml/symex" mc:Ignorable="w14 w15 w16se w16cid w16 w16cex w16sdtdh">
+<w:styles xmlns:mc="http://schemas.openxmlformats.org/markup-compatibility/2006" xmlns:r="http://schemas.openxmlformats.org/officeDocument/2006/relationships" xmlns:w="http://schemas.openxmlformats.org/wordprocessingml/2006/main" xmlns:w14="http://schemas.microsoft.com/office/word/2010/wordml" xmlns:w15="http://schemas.microsoft.com/office/word/2012/wordml" xmlns:w16cex="http://schemas.microsoft.com/office/word/2018/wordml/cex" xmlns:w16cid="http://schemas.microsoft.com/office/word/2016/wordml/cid" xmlns:w16="http://schemas.microsoft.com/office/word/2018/wordml" xmlns:w16du="http://schemas.microsoft.com/office/word/2023/wordml/word16du" xmlns:w16sdtdh="http://schemas.microsoft.com/office/word/2020/wordml/sdtdatahash" xmlns:w16sdtfl="http://schemas.microsoft.com/office/word/2024/wordml/sdtformatlock" xmlns:w16se="http://schemas.microsoft.com/office/word/2015/wordml/symex" mc:Ignorable="w14 w15 w16se w16cid w16 w16cex w16sdtdh w16sdtfl w16du">
   <w:docDefaults>
     <w:rPrDefault>
       <w:rPr>
@@ -19933,7 +19746,7 @@
       </w:rPr>
     </w:tblStylePr>
   </w:style>
-  <w:style w:type="character" w:styleId="Textoennegrita">
+  <w:style w:type="character" w:styleId="Fuerte">
     <w:name w:val="Strong"/>
     <w:basedOn w:val="Fuentedeprrafopredeter"/>
     <w:uiPriority w:val="22"/>
@@ -20375,26 +20188,6 @@
 </file>
 
 <file path=customXml/item2.xml><?xml version="1.0" encoding="utf-8"?>
-<?mso-contentType ?>
-<FormTemplates xmlns="http://schemas.microsoft.com/sharepoint/v3/contenttype/forms">
-  <Display>DocumentLibraryForm</Display>
-  <Edit>DocumentLibraryForm</Edit>
-  <New>DocumentLibraryForm</New>
-</FormTemplates>
-</file>
-
-<file path=customXml/item3.xml><?xml version="1.0" encoding="utf-8"?>
-<p:properties xmlns:p="http://schemas.microsoft.com/office/2006/metadata/properties" xmlns:xsi="http://www.w3.org/2001/XMLSchema-instance" xmlns:pc="http://schemas.microsoft.com/office/infopath/2007/PartnerControls">
-  <documentManagement>
-    <TaxCatchAll xmlns="13c90a0b-73bc-4dc0-be5f-28d77b615beb" xsi:nil="true"/>
-    <lcf76f155ced4ddcb4097134ff3c332f xmlns="13c93bba-48ce-428c-bfe5-88b42c19b028">
-      <Terms xmlns="http://schemas.microsoft.com/office/infopath/2007/PartnerControls"/>
-    </lcf76f155ced4ddcb4097134ff3c332f>
-  </documentManagement>
-</p:properties>
-</file>
-
-<file path=customXml/item4.xml><?xml version="1.0" encoding="utf-8"?>
 <ct:contentTypeSchema xmlns:ct="http://schemas.microsoft.com/office/2006/metadata/contentType" xmlns:ma="http://schemas.microsoft.com/office/2006/metadata/properties/metaAttributes" ct:_="" ma:_="" ma:contentTypeName="Documento" ma:contentTypeID="0x0101006A81D6BD42E8DF4C91013959704817E1" ma:contentTypeVersion="15" ma:contentTypeDescription="Crear nuevo documento." ma:contentTypeScope="" ma:versionID="bf4f72ffd194f0963ff564daca6869f7">
   <xsd:schema xmlns:xsd="http://www.w3.org/2001/XMLSchema" xmlns:xs="http://www.w3.org/2001/XMLSchema" xmlns:p="http://schemas.microsoft.com/office/2006/metadata/properties" xmlns:ns2="13c90a0b-73bc-4dc0-be5f-28d77b615beb" xmlns:ns3="13c93bba-48ce-428c-bfe5-88b42c19b028" targetNamespace="http://schemas.microsoft.com/office/2006/metadata/properties" ma:root="true" ma:fieldsID="8718d6f4873a5b1392a45044efa78385" ns2:_="" ns3:_="">
     <xsd:import namespace="13c90a0b-73bc-4dc0-be5f-28d77b615beb"/>
@@ -20629,6 +20422,26 @@
 </ct:contentTypeSchema>
 </file>
 
+<file path=customXml/item3.xml><?xml version="1.0" encoding="utf-8"?>
+<p:properties xmlns:p="http://schemas.microsoft.com/office/2006/metadata/properties" xmlns:xsi="http://www.w3.org/2001/XMLSchema-instance" xmlns:pc="http://schemas.microsoft.com/office/infopath/2007/PartnerControls">
+  <documentManagement>
+    <TaxCatchAll xmlns="13c90a0b-73bc-4dc0-be5f-28d77b615beb" xsi:nil="true"/>
+    <lcf76f155ced4ddcb4097134ff3c332f xmlns="13c93bba-48ce-428c-bfe5-88b42c19b028">
+      <Terms xmlns="http://schemas.microsoft.com/office/infopath/2007/PartnerControls"/>
+    </lcf76f155ced4ddcb4097134ff3c332f>
+  </documentManagement>
+</p:properties>
+</file>
+
+<file path=customXml/item4.xml><?xml version="1.0" encoding="utf-8"?>
+<?mso-contentType ?>
+<FormTemplates xmlns="http://schemas.microsoft.com/sharepoint/v3/contenttype/forms">
+  <Display>DocumentLibraryForm</Display>
+  <Edit>DocumentLibraryForm</Edit>
+  <New>DocumentLibraryForm</New>
+</FormTemplates>
+</file>
+
 <file path=customXml/itemProps1.xml><?xml version="1.0" encoding="utf-8"?>
 <ds:datastoreItem xmlns:ds="http://schemas.openxmlformats.org/officeDocument/2006/customXml" ds:itemID="{EAE431FD-7059-4C09-804B-C9D69EB7B213}">
   <ds:schemaRefs>
@@ -20638,9 +20451,20 @@
 </file>
 
 <file path=customXml/itemProps2.xml><?xml version="1.0" encoding="utf-8"?>
-<ds:datastoreItem xmlns:ds="http://schemas.openxmlformats.org/officeDocument/2006/customXml" ds:itemID="{10663269-2064-4804-8290-36D4A57F5557}">
+<ds:datastoreItem xmlns:ds="http://schemas.openxmlformats.org/officeDocument/2006/customXml" ds:itemID="{530B950C-800A-4918-A61F-83AF19068090}">
   <ds:schemaRefs>
-    <ds:schemaRef ds:uri="http://schemas.microsoft.com/sharepoint/v3/contenttype/forms"/>
+    <ds:schemaRef ds:uri="http://schemas.microsoft.com/office/2006/metadata/contentType"/>
+    <ds:schemaRef ds:uri="http://schemas.microsoft.com/office/2006/metadata/properties/metaAttributes"/>
+    <ds:schemaRef ds:uri="http://www.w3.org/2001/XMLSchema"/>
+    <ds:schemaRef ds:uri="http://schemas.microsoft.com/office/2006/metadata/properties"/>
+    <ds:schemaRef ds:uri="13c90a0b-73bc-4dc0-be5f-28d77b615beb"/>
+    <ds:schemaRef ds:uri="13c93bba-48ce-428c-bfe5-88b42c19b028"/>
+    <ds:schemaRef ds:uri="http://schemas.microsoft.com/office/2006/documentManagement/types"/>
+    <ds:schemaRef ds:uri="http://schemas.microsoft.com/office/infopath/2007/PartnerControls"/>
+    <ds:schemaRef ds:uri="http://schemas.openxmlformats.org/package/2006/metadata/core-properties"/>
+    <ds:schemaRef ds:uri="http://purl.org/dc/elements/1.1/"/>
+    <ds:schemaRef ds:uri="http://purl.org/dc/terms/"/>
+    <ds:schemaRef ds:uri="http://schemas.microsoft.com/internal/obd"/>
   </ds:schemaRefs>
 </ds:datastoreItem>
 </file>
@@ -20657,20 +20481,9 @@
 </file>
 
 <file path=customXml/itemProps4.xml><?xml version="1.0" encoding="utf-8"?>
-<ds:datastoreItem xmlns:ds="http://schemas.openxmlformats.org/officeDocument/2006/customXml" ds:itemID="{530B950C-800A-4918-A61F-83AF19068090}">
+<ds:datastoreItem xmlns:ds="http://schemas.openxmlformats.org/officeDocument/2006/customXml" ds:itemID="{10663269-2064-4804-8290-36D4A57F5557}">
   <ds:schemaRefs>
-    <ds:schemaRef ds:uri="http://schemas.microsoft.com/office/2006/metadata/contentType"/>
-    <ds:schemaRef ds:uri="http://schemas.microsoft.com/office/2006/metadata/properties/metaAttributes"/>
-    <ds:schemaRef ds:uri="http://www.w3.org/2001/XMLSchema"/>
-    <ds:schemaRef ds:uri="http://schemas.microsoft.com/office/2006/metadata/properties"/>
-    <ds:schemaRef ds:uri="13c90a0b-73bc-4dc0-be5f-28d77b615beb"/>
-    <ds:schemaRef ds:uri="13c93bba-48ce-428c-bfe5-88b42c19b028"/>
-    <ds:schemaRef ds:uri="http://schemas.microsoft.com/office/2006/documentManagement/types"/>
-    <ds:schemaRef ds:uri="http://schemas.microsoft.com/office/infopath/2007/PartnerControls"/>
-    <ds:schemaRef ds:uri="http://schemas.openxmlformats.org/package/2006/metadata/core-properties"/>
-    <ds:schemaRef ds:uri="http://purl.org/dc/elements/1.1/"/>
-    <ds:schemaRef ds:uri="http://purl.org/dc/terms/"/>
-    <ds:schemaRef ds:uri="http://schemas.microsoft.com/internal/obd"/>
+    <ds:schemaRef ds:uri="http://schemas.microsoft.com/sharepoint/v3/contenttype/forms"/>
   </ds:schemaRefs>
 </ds:datastoreItem>
 </file>